--- a/Word/Sem_1_1.docx
+++ b/Word/Sem_1_1.docx
@@ -1911,12 +1911,1134 @@
         <w:pStyle w:val="Nadpis3"/>
       </w:pPr>
       <w:r>
+        <w:t>Porovnání s referenční databází MIT-BIH</w:t>
+      </w:r>
+    </w:p>
+    <w:p>
+      <w:r>
+        <w:rPr>
+          <w:noProof/>
+        </w:rPr>
+        <w:drawing>
+          <wp:inline distT="0" distB="0" distL="0" distR="0" wp14:anchorId="28B74CD7" wp14:editId="2D4DE3F4">
+            <wp:extent cx="5762625" cy="2924175"/>
+            <wp:effectExtent l="0" t="0" r="9525" b="9525"/>
+            <wp:docPr id="916646515" name="Obrázek 1"/>
+            <wp:cNvGraphicFramePr>
+              <a:graphicFrameLocks xmlns:a="http://schemas.openxmlformats.org/drawingml/2006/main" noChangeAspect="1"/>
+            </wp:cNvGraphicFramePr>
+            <a:graphic xmlns:a="http://schemas.openxmlformats.org/drawingml/2006/main">
+              <a:graphicData uri="http://schemas.openxmlformats.org/drawingml/2006/picture">
+                <pic:pic xmlns:pic="http://schemas.openxmlformats.org/drawingml/2006/picture">
+                  <pic:nvPicPr>
+                    <pic:cNvPr id="0" name="Picture 1"/>
+                    <pic:cNvPicPr>
+                      <a:picLocks noChangeAspect="1" noChangeArrowheads="1"/>
+                    </pic:cNvPicPr>
+                  </pic:nvPicPr>
+                  <pic:blipFill>
+                    <a:blip r:embed="rId8" cstate="print">
+                      <a:extLst>
+                        <a:ext uri="{28A0092B-C50C-407E-A947-70E740481C1C}">
+                          <a14:useLocalDpi xmlns:a14="http://schemas.microsoft.com/office/drawing/2010/main" val="0"/>
+                        </a:ext>
+                      </a:extLst>
+                    </a:blip>
+                    <a:srcRect/>
+                    <a:stretch>
+                      <a:fillRect/>
+                    </a:stretch>
+                  </pic:blipFill>
+                  <pic:spPr bwMode="auto">
+                    <a:xfrm>
+                      <a:off x="0" y="0"/>
+                      <a:ext cx="5762625" cy="2924175"/>
+                    </a:xfrm>
+                    <a:prstGeom prst="rect">
+                      <a:avLst/>
+                    </a:prstGeom>
+                    <a:noFill/>
+                    <a:ln>
+                      <a:noFill/>
+                    </a:ln>
+                  </pic:spPr>
+                </pic:pic>
+              </a:graphicData>
+            </a:graphic>
+          </wp:inline>
+        </w:drawing>
+      </w:r>
+    </w:p>
+    <w:p/>
+    <w:p/>
+    <w:p/>
+    <w:tbl>
+      <w:tblPr>
+        <w:tblStyle w:val="Mkatabulky"/>
+        <w:tblW w:w="0" w:type="auto"/>
+        <w:jc w:val="center"/>
+        <w:tblLook w:val="04A0" w:firstRow="1" w:lastRow="0" w:firstColumn="1" w:lastColumn="0" w:noHBand="0" w:noVBand="1"/>
+      </w:tblPr>
+      <w:tblGrid>
+        <w:gridCol w:w="1521"/>
+        <w:gridCol w:w="1567"/>
+        <w:gridCol w:w="2039"/>
+        <w:gridCol w:w="1521"/>
+      </w:tblGrid>
+      <w:tr>
+        <w:trPr>
+          <w:trHeight w:val="316"/>
+          <w:jc w:val="center"/>
+        </w:trPr>
+        <w:tc>
+          <w:tcPr>
+            <w:tcW w:w="1521" w:type="dxa"/>
+            <w:noWrap/>
+            <w:hideMark/>
+          </w:tcPr>
+          <w:p>
+            <w:r>
+              <w:lastRenderedPageBreak/>
+              <w:t>id</w:t>
+            </w:r>
+          </w:p>
+        </w:tc>
+        <w:tc>
+          <w:tcPr>
+            <w:tcW w:w="1567" w:type="dxa"/>
+            <w:noWrap/>
+            <w:hideMark/>
+          </w:tcPr>
+          <w:p>
+            <w:r>
+              <w:t>Výpočet</w:t>
+            </w:r>
+          </w:p>
+        </w:tc>
+        <w:tc>
+          <w:tcPr>
+            <w:tcW w:w="2039" w:type="dxa"/>
+            <w:noWrap/>
+            <w:hideMark/>
+          </w:tcPr>
+          <w:p>
+            <w:r>
+              <w:t>Skutečnost</w:t>
+            </w:r>
+          </w:p>
+        </w:tc>
+        <w:tc>
+          <w:tcPr>
+            <w:tcW w:w="1521" w:type="dxa"/>
+            <w:noWrap/>
+            <w:hideMark/>
+          </w:tcPr>
+          <w:p>
+            <w:r>
+              <w:t>Chyba</w:t>
+            </w:r>
+          </w:p>
+        </w:tc>
+      </w:tr>
+      <w:tr>
+        <w:trPr>
+          <w:trHeight w:val="316"/>
+          <w:jc w:val="center"/>
+        </w:trPr>
+        <w:tc>
+          <w:tcPr>
+            <w:tcW w:w="1521" w:type="dxa"/>
+            <w:noWrap/>
+            <w:hideMark/>
+          </w:tcPr>
+          <w:p>
+            <w:r>
+              <w:t>16265</w:t>
+            </w:r>
+          </w:p>
+        </w:tc>
+        <w:tc>
+          <w:tcPr>
+            <w:tcW w:w="1567" w:type="dxa"/>
+            <w:noWrap/>
+            <w:hideMark/>
+          </w:tcPr>
+          <w:p>
+            <w:r>
+              <w:t>94.0</w:t>
+            </w:r>
+          </w:p>
+        </w:tc>
+        <w:tc>
+          <w:tcPr>
+            <w:tcW w:w="2039" w:type="dxa"/>
+            <w:noWrap/>
+            <w:hideMark/>
+          </w:tcPr>
+          <w:p>
+            <w:r>
+              <w:t>76.0</w:t>
+            </w:r>
+          </w:p>
+        </w:tc>
+        <w:tc>
+          <w:tcPr>
+            <w:tcW w:w="1521" w:type="dxa"/>
+            <w:noWrap/>
+            <w:hideMark/>
+          </w:tcPr>
+          <w:p>
+            <w:r>
+              <w:t>18.0</w:t>
+            </w:r>
+          </w:p>
+        </w:tc>
+      </w:tr>
+      <w:tr>
+        <w:trPr>
+          <w:trHeight w:val="316"/>
+          <w:jc w:val="center"/>
+        </w:trPr>
+        <w:tc>
+          <w:tcPr>
+            <w:tcW w:w="1521" w:type="dxa"/>
+            <w:noWrap/>
+            <w:hideMark/>
+          </w:tcPr>
+          <w:p>
+            <w:r>
+              <w:t>16272</w:t>
+            </w:r>
+          </w:p>
+        </w:tc>
+        <w:tc>
+          <w:tcPr>
+            <w:tcW w:w="1567" w:type="dxa"/>
+            <w:noWrap/>
+            <w:hideMark/>
+          </w:tcPr>
+          <w:p>
+            <w:r>
+              <w:t>92.0</w:t>
+            </w:r>
+          </w:p>
+        </w:tc>
+        <w:tc>
+          <w:tcPr>
+            <w:tcW w:w="2039" w:type="dxa"/>
+            <w:noWrap/>
+            <w:hideMark/>
+          </w:tcPr>
+          <w:p>
+            <w:r>
+              <w:t>69.0</w:t>
+            </w:r>
+          </w:p>
+        </w:tc>
+        <w:tc>
+          <w:tcPr>
+            <w:tcW w:w="1521" w:type="dxa"/>
+            <w:noWrap/>
+            <w:hideMark/>
+          </w:tcPr>
+          <w:p>
+            <w:r>
+              <w:t>23.0</w:t>
+            </w:r>
+          </w:p>
+        </w:tc>
+      </w:tr>
+      <w:tr>
+        <w:trPr>
+          <w:trHeight w:val="316"/>
+          <w:jc w:val="center"/>
+        </w:trPr>
+        <w:tc>
+          <w:tcPr>
+            <w:tcW w:w="1521" w:type="dxa"/>
+            <w:noWrap/>
+            <w:hideMark/>
+          </w:tcPr>
+          <w:p>
+            <w:r>
+              <w:t>16273</w:t>
+            </w:r>
+          </w:p>
+        </w:tc>
+        <w:tc>
+          <w:tcPr>
+            <w:tcW w:w="1567" w:type="dxa"/>
+            <w:noWrap/>
+            <w:hideMark/>
+          </w:tcPr>
+          <w:p>
+            <w:r>
+              <w:t>92.0</w:t>
+            </w:r>
+          </w:p>
+        </w:tc>
+        <w:tc>
+          <w:tcPr>
+            <w:tcW w:w="2039" w:type="dxa"/>
+            <w:noWrap/>
+            <w:hideMark/>
+          </w:tcPr>
+          <w:p>
+            <w:r>
+              <w:t>73.0</w:t>
+            </w:r>
+          </w:p>
+        </w:tc>
+        <w:tc>
+          <w:tcPr>
+            <w:tcW w:w="1521" w:type="dxa"/>
+            <w:noWrap/>
+            <w:hideMark/>
+          </w:tcPr>
+          <w:p>
+            <w:r>
+              <w:t>19.0</w:t>
+            </w:r>
+          </w:p>
+        </w:tc>
+      </w:tr>
+      <w:tr>
+        <w:trPr>
+          <w:trHeight w:val="316"/>
+          <w:jc w:val="center"/>
+        </w:trPr>
+        <w:tc>
+          <w:tcPr>
+            <w:tcW w:w="1521" w:type="dxa"/>
+            <w:noWrap/>
+            <w:hideMark/>
+          </w:tcPr>
+          <w:p>
+            <w:r>
+              <w:t>16420</w:t>
+            </w:r>
+          </w:p>
+        </w:tc>
+        <w:tc>
+          <w:tcPr>
+            <w:tcW w:w="1567" w:type="dxa"/>
+            <w:noWrap/>
+            <w:hideMark/>
+          </w:tcPr>
+          <w:p>
+            <w:r>
+              <w:t>90.0</w:t>
+            </w:r>
+          </w:p>
+        </w:tc>
+        <w:tc>
+          <w:tcPr>
+            <w:tcW w:w="2039" w:type="dxa"/>
+            <w:noWrap/>
+            <w:hideMark/>
+          </w:tcPr>
+          <w:p>
+            <w:r>
+              <w:t>79.0</w:t>
+            </w:r>
+          </w:p>
+        </w:tc>
+        <w:tc>
+          <w:tcPr>
+            <w:tcW w:w="1521" w:type="dxa"/>
+            <w:noWrap/>
+            <w:hideMark/>
+          </w:tcPr>
+          <w:p>
+            <w:r>
+              <w:t>11.0</w:t>
+            </w:r>
+          </w:p>
+        </w:tc>
+      </w:tr>
+      <w:tr>
+        <w:trPr>
+          <w:trHeight w:val="316"/>
+          <w:jc w:val="center"/>
+        </w:trPr>
+        <w:tc>
+          <w:tcPr>
+            <w:tcW w:w="1521" w:type="dxa"/>
+            <w:noWrap/>
+            <w:hideMark/>
+          </w:tcPr>
+          <w:p>
+            <w:r>
+              <w:t>16483</w:t>
+            </w:r>
+          </w:p>
+        </w:tc>
+        <w:tc>
+          <w:tcPr>
+            <w:tcW w:w="1567" w:type="dxa"/>
+            <w:noWrap/>
+            <w:hideMark/>
+          </w:tcPr>
+          <w:p>
+            <w:r>
+              <w:t>90.0</w:t>
+            </w:r>
+          </w:p>
+        </w:tc>
+        <w:tc>
+          <w:tcPr>
+            <w:tcW w:w="2039" w:type="dxa"/>
+            <w:noWrap/>
+            <w:hideMark/>
+          </w:tcPr>
+          <w:p>
+            <w:r>
+              <w:t>83.0</w:t>
+            </w:r>
+          </w:p>
+        </w:tc>
+        <w:tc>
+          <w:tcPr>
+            <w:tcW w:w="1521" w:type="dxa"/>
+            <w:noWrap/>
+            <w:hideMark/>
+          </w:tcPr>
+          <w:p>
+            <w:r>
+              <w:t>7.0</w:t>
+            </w:r>
+          </w:p>
+        </w:tc>
+      </w:tr>
+      <w:tr>
+        <w:trPr>
+          <w:trHeight w:val="316"/>
+          <w:jc w:val="center"/>
+        </w:trPr>
+        <w:tc>
+          <w:tcPr>
+            <w:tcW w:w="1521" w:type="dxa"/>
+            <w:noWrap/>
+            <w:hideMark/>
+          </w:tcPr>
+          <w:p>
+            <w:r>
+              <w:t>16539</w:t>
+            </w:r>
+          </w:p>
+        </w:tc>
+        <w:tc>
+          <w:tcPr>
+            <w:tcW w:w="1567" w:type="dxa"/>
+            <w:noWrap/>
+            <w:hideMark/>
+          </w:tcPr>
+          <w:p>
+            <w:r>
+              <w:t>90.0</w:t>
+            </w:r>
+          </w:p>
+        </w:tc>
+        <w:tc>
+          <w:tcPr>
+            <w:tcW w:w="2039" w:type="dxa"/>
+            <w:noWrap/>
+            <w:hideMark/>
+          </w:tcPr>
+          <w:p>
+            <w:r>
+              <w:t>79.0</w:t>
+            </w:r>
+          </w:p>
+        </w:tc>
+        <w:tc>
+          <w:tcPr>
+            <w:tcW w:w="1521" w:type="dxa"/>
+            <w:noWrap/>
+            <w:hideMark/>
+          </w:tcPr>
+          <w:p>
+            <w:r>
+              <w:t>11.0</w:t>
+            </w:r>
+          </w:p>
+        </w:tc>
+      </w:tr>
+      <w:tr>
+        <w:trPr>
+          <w:trHeight w:val="316"/>
+          <w:jc w:val="center"/>
+        </w:trPr>
+        <w:tc>
+          <w:tcPr>
+            <w:tcW w:w="1521" w:type="dxa"/>
+            <w:noWrap/>
+            <w:hideMark/>
+          </w:tcPr>
+          <w:p>
+            <w:r>
+              <w:t>16773</w:t>
+            </w:r>
+          </w:p>
+        </w:tc>
+        <w:tc>
+          <w:tcPr>
+            <w:tcW w:w="1567" w:type="dxa"/>
+            <w:noWrap/>
+            <w:hideMark/>
+          </w:tcPr>
+          <w:p>
+            <w:r>
+              <w:t>89.0</w:t>
+            </w:r>
+          </w:p>
+        </w:tc>
+        <w:tc>
+          <w:tcPr>
+            <w:tcW w:w="2039" w:type="dxa"/>
+            <w:noWrap/>
+            <w:hideMark/>
+          </w:tcPr>
+          <w:p>
+            <w:r>
+              <w:t>86.0</w:t>
+            </w:r>
+          </w:p>
+        </w:tc>
+        <w:tc>
+          <w:tcPr>
+            <w:tcW w:w="1521" w:type="dxa"/>
+            <w:noWrap/>
+            <w:hideMark/>
+          </w:tcPr>
+          <w:p>
+            <w:r>
+              <w:t>3.0</w:t>
+            </w:r>
+          </w:p>
+        </w:tc>
+      </w:tr>
+      <w:tr>
+        <w:trPr>
+          <w:trHeight w:val="316"/>
+          <w:jc w:val="center"/>
+        </w:trPr>
+        <w:tc>
+          <w:tcPr>
+            <w:tcW w:w="1521" w:type="dxa"/>
+            <w:noWrap/>
+            <w:hideMark/>
+          </w:tcPr>
+          <w:p>
+            <w:r>
+              <w:t>16786</w:t>
+            </w:r>
+          </w:p>
+        </w:tc>
+        <w:tc>
+          <w:tcPr>
+            <w:tcW w:w="1567" w:type="dxa"/>
+            <w:noWrap/>
+            <w:hideMark/>
+          </w:tcPr>
+          <w:p>
+            <w:r>
+              <w:t>89.0</w:t>
+            </w:r>
+          </w:p>
+        </w:tc>
+        <w:tc>
+          <w:tcPr>
+            <w:tcW w:w="2039" w:type="dxa"/>
+            <w:noWrap/>
+            <w:hideMark/>
+          </w:tcPr>
+          <w:p>
+            <w:r>
+              <w:t>73.0</w:t>
+            </w:r>
+          </w:p>
+        </w:tc>
+        <w:tc>
+          <w:tcPr>
+            <w:tcW w:w="1521" w:type="dxa"/>
+            <w:noWrap/>
+            <w:hideMark/>
+          </w:tcPr>
+          <w:p>
+            <w:r>
+              <w:t>16.0</w:t>
+            </w:r>
+          </w:p>
+        </w:tc>
+      </w:tr>
+      <w:tr>
+        <w:trPr>
+          <w:trHeight w:val="316"/>
+          <w:jc w:val="center"/>
+        </w:trPr>
+        <w:tc>
+          <w:tcPr>
+            <w:tcW w:w="1521" w:type="dxa"/>
+            <w:noWrap/>
+            <w:hideMark/>
+          </w:tcPr>
+          <w:p>
+            <w:r>
+              <w:t>16795</w:t>
+            </w:r>
+          </w:p>
+        </w:tc>
+        <w:tc>
+          <w:tcPr>
+            <w:tcW w:w="1567" w:type="dxa"/>
+            <w:noWrap/>
+            <w:hideMark/>
+          </w:tcPr>
+          <w:p>
+            <w:r>
+              <w:t>90.0</w:t>
+            </w:r>
+          </w:p>
+        </w:tc>
+        <w:tc>
+          <w:tcPr>
+            <w:tcW w:w="2039" w:type="dxa"/>
+            <w:noWrap/>
+            <w:hideMark/>
+          </w:tcPr>
+          <w:p>
+            <w:r>
+              <w:t>70.0</w:t>
+            </w:r>
+          </w:p>
+        </w:tc>
+        <w:tc>
+          <w:tcPr>
+            <w:tcW w:w="1521" w:type="dxa"/>
+            <w:noWrap/>
+            <w:hideMark/>
+          </w:tcPr>
+          <w:p>
+            <w:r>
+              <w:t>20.0</w:t>
+            </w:r>
+          </w:p>
+        </w:tc>
+      </w:tr>
+      <w:tr>
+        <w:trPr>
+          <w:trHeight w:val="316"/>
+          <w:jc w:val="center"/>
+        </w:trPr>
+        <w:tc>
+          <w:tcPr>
+            <w:tcW w:w="1521" w:type="dxa"/>
+            <w:noWrap/>
+            <w:hideMark/>
+          </w:tcPr>
+          <w:p>
+            <w:r>
+              <w:t>17052</w:t>
+            </w:r>
+          </w:p>
+        </w:tc>
+        <w:tc>
+          <w:tcPr>
+            <w:tcW w:w="1567" w:type="dxa"/>
+            <w:noWrap/>
+            <w:hideMark/>
+          </w:tcPr>
+          <w:p>
+            <w:r>
+              <w:t>92.0</w:t>
+            </w:r>
+          </w:p>
+        </w:tc>
+        <w:tc>
+          <w:tcPr>
+            <w:tcW w:w="2039" w:type="dxa"/>
+            <w:noWrap/>
+            <w:hideMark/>
+          </w:tcPr>
+          <w:p>
+            <w:r>
+              <w:t>69.0</w:t>
+            </w:r>
+          </w:p>
+        </w:tc>
+        <w:tc>
+          <w:tcPr>
+            <w:tcW w:w="1521" w:type="dxa"/>
+            <w:noWrap/>
+            <w:hideMark/>
+          </w:tcPr>
+          <w:p>
+            <w:r>
+              <w:t>23.0</w:t>
+            </w:r>
+          </w:p>
+        </w:tc>
+      </w:tr>
+      <w:tr>
+        <w:trPr>
+          <w:trHeight w:val="316"/>
+          <w:jc w:val="center"/>
+        </w:trPr>
+        <w:tc>
+          <w:tcPr>
+            <w:tcW w:w="1521" w:type="dxa"/>
+            <w:noWrap/>
+            <w:hideMark/>
+          </w:tcPr>
+          <w:p>
+            <w:r>
+              <w:t>17453</w:t>
+            </w:r>
+          </w:p>
+        </w:tc>
+        <w:tc>
+          <w:tcPr>
+            <w:tcW w:w="1567" w:type="dxa"/>
+            <w:noWrap/>
+            <w:hideMark/>
+          </w:tcPr>
+          <w:p>
+            <w:r>
+              <w:t>92.0</w:t>
+            </w:r>
+          </w:p>
+        </w:tc>
+        <w:tc>
+          <w:tcPr>
+            <w:tcW w:w="2039" w:type="dxa"/>
+            <w:noWrap/>
+            <w:hideMark/>
+          </w:tcPr>
+          <w:p>
+            <w:r>
+              <w:t>82.0</w:t>
+            </w:r>
+          </w:p>
+        </w:tc>
+        <w:tc>
+          <w:tcPr>
+            <w:tcW w:w="1521" w:type="dxa"/>
+            <w:noWrap/>
+            <w:hideMark/>
+          </w:tcPr>
+          <w:p>
+            <w:r>
+              <w:t>10.0</w:t>
+            </w:r>
+          </w:p>
+        </w:tc>
+      </w:tr>
+      <w:tr>
+        <w:trPr>
+          <w:trHeight w:val="316"/>
+          <w:jc w:val="center"/>
+        </w:trPr>
+        <w:tc>
+          <w:tcPr>
+            <w:tcW w:w="1521" w:type="dxa"/>
+            <w:noWrap/>
+            <w:hideMark/>
+          </w:tcPr>
+          <w:p>
+            <w:r>
+              <w:t>18177</w:t>
+            </w:r>
+          </w:p>
+        </w:tc>
+        <w:tc>
+          <w:tcPr>
+            <w:tcW w:w="1567" w:type="dxa"/>
+            <w:noWrap/>
+            <w:hideMark/>
+          </w:tcPr>
+          <w:p>
+            <w:r>
+              <w:t>91.0</w:t>
+            </w:r>
+          </w:p>
+        </w:tc>
+        <w:tc>
+          <w:tcPr>
+            <w:tcW w:w="2039" w:type="dxa"/>
+            <w:noWrap/>
+            <w:hideMark/>
+          </w:tcPr>
+          <w:p>
+            <w:r>
+              <w:t>90.0</w:t>
+            </w:r>
+          </w:p>
+        </w:tc>
+        <w:tc>
+          <w:tcPr>
+            <w:tcW w:w="1521" w:type="dxa"/>
+            <w:noWrap/>
+            <w:hideMark/>
+          </w:tcPr>
+          <w:p>
+            <w:r>
+              <w:t>1.0</w:t>
+            </w:r>
+          </w:p>
+        </w:tc>
+      </w:tr>
+      <w:tr>
+        <w:trPr>
+          <w:trHeight w:val="316"/>
+          <w:jc w:val="center"/>
+        </w:trPr>
+        <w:tc>
+          <w:tcPr>
+            <w:tcW w:w="1521" w:type="dxa"/>
+            <w:noWrap/>
+            <w:hideMark/>
+          </w:tcPr>
+          <w:p>
+            <w:r>
+              <w:t>18184</w:t>
+            </w:r>
+          </w:p>
+        </w:tc>
+        <w:tc>
+          <w:tcPr>
+            <w:tcW w:w="1567" w:type="dxa"/>
+            <w:noWrap/>
+            <w:hideMark/>
+          </w:tcPr>
+          <w:p>
+            <w:r>
+              <w:t>90.0</w:t>
+            </w:r>
+          </w:p>
+        </w:tc>
+        <w:tc>
+          <w:tcPr>
+            <w:tcW w:w="2039" w:type="dxa"/>
+            <w:noWrap/>
+            <w:hideMark/>
+          </w:tcPr>
+          <w:p>
+            <w:r>
+              <w:t>82.0</w:t>
+            </w:r>
+          </w:p>
+        </w:tc>
+        <w:tc>
+          <w:tcPr>
+            <w:tcW w:w="1521" w:type="dxa"/>
+            <w:noWrap/>
+            <w:hideMark/>
+          </w:tcPr>
+          <w:p>
+            <w:r>
+              <w:t>8.0</w:t>
+            </w:r>
+          </w:p>
+        </w:tc>
+      </w:tr>
+      <w:tr>
+        <w:trPr>
+          <w:trHeight w:val="316"/>
+          <w:jc w:val="center"/>
+        </w:trPr>
+        <w:tc>
+          <w:tcPr>
+            <w:tcW w:w="1521" w:type="dxa"/>
+            <w:noWrap/>
+            <w:hideMark/>
+          </w:tcPr>
+          <w:p>
+            <w:r>
+              <w:t>19088</w:t>
+            </w:r>
+          </w:p>
+        </w:tc>
+        <w:tc>
+          <w:tcPr>
+            <w:tcW w:w="1567" w:type="dxa"/>
+            <w:noWrap/>
+            <w:hideMark/>
+          </w:tcPr>
+          <w:p>
+            <w:r>
+              <w:t>86.0</w:t>
+            </w:r>
+          </w:p>
+        </w:tc>
+        <w:tc>
+          <w:tcPr>
+            <w:tcW w:w="2039" w:type="dxa"/>
+            <w:noWrap/>
+            <w:hideMark/>
+          </w:tcPr>
+          <w:p>
+            <w:r>
+              <w:t>96.0</w:t>
+            </w:r>
+          </w:p>
+        </w:tc>
+        <w:tc>
+          <w:tcPr>
+            <w:tcW w:w="1521" w:type="dxa"/>
+            <w:noWrap/>
+            <w:hideMark/>
+          </w:tcPr>
+          <w:p>
+            <w:r>
+              <w:t>-10.0</w:t>
+            </w:r>
+          </w:p>
+        </w:tc>
+      </w:tr>
+      <w:tr>
+        <w:trPr>
+          <w:trHeight w:val="316"/>
+          <w:jc w:val="center"/>
+        </w:trPr>
+        <w:tc>
+          <w:tcPr>
+            <w:tcW w:w="1521" w:type="dxa"/>
+            <w:noWrap/>
+            <w:hideMark/>
+          </w:tcPr>
+          <w:p>
+            <w:r>
+              <w:t>19090</w:t>
+            </w:r>
+          </w:p>
+        </w:tc>
+        <w:tc>
+          <w:tcPr>
+            <w:tcW w:w="1567" w:type="dxa"/>
+            <w:noWrap/>
+            <w:hideMark/>
+          </w:tcPr>
+          <w:p>
+            <w:r>
+              <w:t>87.0</w:t>
+            </w:r>
+          </w:p>
+        </w:tc>
+        <w:tc>
+          <w:tcPr>
+            <w:tcW w:w="2039" w:type="dxa"/>
+            <w:noWrap/>
+            <w:hideMark/>
+          </w:tcPr>
+          <w:p>
+            <w:r>
+              <w:t>71.0</w:t>
+            </w:r>
+          </w:p>
+        </w:tc>
+        <w:tc>
+          <w:tcPr>
+            <w:tcW w:w="1521" w:type="dxa"/>
+            <w:noWrap/>
+            <w:hideMark/>
+          </w:tcPr>
+          <w:p>
+            <w:r>
+              <w:t>16.0</w:t>
+            </w:r>
+          </w:p>
+        </w:tc>
+      </w:tr>
+      <w:tr>
+        <w:trPr>
+          <w:trHeight w:val="316"/>
+          <w:jc w:val="center"/>
+        </w:trPr>
+        <w:tc>
+          <w:tcPr>
+            <w:tcW w:w="1521" w:type="dxa"/>
+            <w:noWrap/>
+            <w:hideMark/>
+          </w:tcPr>
+          <w:p>
+            <w:r>
+              <w:t>19093</w:t>
+            </w:r>
+          </w:p>
+        </w:tc>
+        <w:tc>
+          <w:tcPr>
+            <w:tcW w:w="1567" w:type="dxa"/>
+            <w:noWrap/>
+            <w:hideMark/>
+          </w:tcPr>
+          <w:p>
+            <w:r>
+              <w:t>81.0</w:t>
+            </w:r>
+          </w:p>
+        </w:tc>
+        <w:tc>
+          <w:tcPr>
+            <w:tcW w:w="2039" w:type="dxa"/>
+            <w:noWrap/>
+            <w:hideMark/>
+          </w:tcPr>
+          <w:p>
+            <w:r>
+              <w:t>69.0</w:t>
+            </w:r>
+          </w:p>
+        </w:tc>
+        <w:tc>
+          <w:tcPr>
+            <w:tcW w:w="1521" w:type="dxa"/>
+            <w:noWrap/>
+            <w:hideMark/>
+          </w:tcPr>
+          <w:p>
+            <w:r>
+              <w:t>12.0</w:t>
+            </w:r>
+          </w:p>
+        </w:tc>
+      </w:tr>
+      <w:tr>
+        <w:trPr>
+          <w:trHeight w:val="316"/>
+          <w:jc w:val="center"/>
+        </w:trPr>
+        <w:tc>
+          <w:tcPr>
+            <w:tcW w:w="1521" w:type="dxa"/>
+            <w:noWrap/>
+            <w:hideMark/>
+          </w:tcPr>
+          <w:p>
+            <w:r>
+              <w:t>19140</w:t>
+            </w:r>
+          </w:p>
+        </w:tc>
+        <w:tc>
+          <w:tcPr>
+            <w:tcW w:w="1567" w:type="dxa"/>
+            <w:noWrap/>
+            <w:hideMark/>
+          </w:tcPr>
+          <w:p>
+            <w:r>
+              <w:t>90.0</w:t>
+            </w:r>
+          </w:p>
+        </w:tc>
+        <w:tc>
+          <w:tcPr>
+            <w:tcW w:w="2039" w:type="dxa"/>
+            <w:noWrap/>
+            <w:hideMark/>
+          </w:tcPr>
+          <w:p>
+            <w:r>
+              <w:t>81.0</w:t>
+            </w:r>
+          </w:p>
+        </w:tc>
+        <w:tc>
+          <w:tcPr>
+            <w:tcW w:w="1521" w:type="dxa"/>
+            <w:noWrap/>
+            <w:hideMark/>
+          </w:tcPr>
+          <w:p>
+            <w:r>
+              <w:t>9.0</w:t>
+            </w:r>
+          </w:p>
+        </w:tc>
+      </w:tr>
+      <w:tr>
+        <w:trPr>
+          <w:trHeight w:val="316"/>
+          <w:jc w:val="center"/>
+        </w:trPr>
+        <w:tc>
+          <w:tcPr>
+            <w:tcW w:w="1521" w:type="dxa"/>
+            <w:noWrap/>
+            <w:hideMark/>
+          </w:tcPr>
+          <w:p>
+            <w:r>
+              <w:t>19830</w:t>
+            </w:r>
+          </w:p>
+        </w:tc>
+        <w:tc>
+          <w:tcPr>
+            <w:tcW w:w="1567" w:type="dxa"/>
+            <w:noWrap/>
+            <w:hideMark/>
+          </w:tcPr>
+          <w:p>
+            <w:r>
+              <w:t>88.0</w:t>
+            </w:r>
+          </w:p>
+        </w:tc>
+        <w:tc>
+          <w:tcPr>
+            <w:tcW w:w="2039" w:type="dxa"/>
+            <w:noWrap/>
+            <w:hideMark/>
+          </w:tcPr>
+          <w:p>
+            <w:r>
+              <w:t>90.0</w:t>
+            </w:r>
+          </w:p>
+        </w:tc>
+        <w:tc>
+          <w:tcPr>
+            <w:tcW w:w="1521" w:type="dxa"/>
+            <w:noWrap/>
+            <w:hideMark/>
+          </w:tcPr>
+          <w:p>
+            <w:r>
+              <w:t>-2.0</w:t>
+            </w:r>
+          </w:p>
+        </w:tc>
+      </w:tr>
+    </w:tbl>
+    <w:p/>
+    <w:p>
+      <w:pPr>
+        <w:pStyle w:val="Nadpis3"/>
+      </w:pPr>
+    </w:p>
+    <w:p>
+      <w:pPr>
+        <w:pStyle w:val="Nadpis3"/>
+      </w:pPr>
+      <w:r>
         <w:t>Závěr</w:t>
       </w:r>
     </w:p>
     <w:p>
       <w:r>
         <w:t>Naším měřením jsme získali příslušné tepové hodnoty jednotlivých účastníků měření. Naše indikované výsledky nabývají reálných hodnot.</w:t>
+      </w:r>
+      <w:r>
+        <w:t xml:space="preserve"> V porovnání s MIT-BIH se naše chybovost oproti hodnotám z anotací jednotlivých souborů dostala na průměrnou chybu 1</w:t>
+      </w:r>
+      <w:r>
+        <w:t xml:space="preserve">1.61 </w:t>
+      </w:r>
+      <w:r>
+        <w:t>BPM s omezeným počtem vzorků signálu na 100000 vzorků kvůli výpočetní náročnosti.</w:t>
       </w:r>
     </w:p>
     <w:sectPr>
@@ -2624,7 +3746,6 @@
   <w:style w:type="character" w:default="1" w:styleId="Standardnpsmoodstavce">
     <w:name w:val="Default Paragraph Font"/>
     <w:uiPriority w:val="1"/>
-    <w:semiHidden/>
     <w:unhideWhenUsed/>
   </w:style>
   <w:style w:type="table" w:default="1" w:styleId="Normlntabulka">
@@ -2936,6 +4057,25 @@
       <w:spacing w:val="5"/>
     </w:rPr>
   </w:style>
+  <w:style w:type="table" w:styleId="Mkatabulky">
+    <w:name w:val="Table Grid"/>
+    <w:basedOn w:val="Normlntabulka"/>
+    <w:uiPriority w:val="39"/>
+    <w:rsid w:val="002401C0"/>
+    <w:pPr>
+      <w:spacing w:after="0" w:line="240" w:lineRule="auto"/>
+    </w:pPr>
+    <w:tblPr>
+      <w:tblBorders>
+        <w:top w:val="single" w:sz="4" w:space="0" w:color="auto"/>
+        <w:left w:val="single" w:sz="4" w:space="0" w:color="auto"/>
+        <w:bottom w:val="single" w:sz="4" w:space="0" w:color="auto"/>
+        <w:right w:val="single" w:sz="4" w:space="0" w:color="auto"/>
+        <w:insideH w:val="single" w:sz="4" w:space="0" w:color="auto"/>
+        <w:insideV w:val="single" w:sz="4" w:space="0" w:color="auto"/>
+      </w:tblBorders>
+    </w:tblPr>
+  </w:style>
 </w:styles>
 </file>
 
